--- a/seminar/Abd Almahdi Dahla 212684527 - Research Evaluation Guide.docx
+++ b/seminar/Abd Almahdi Dahla 212684527 - Research Evaluation Guide.docx
@@ -629,7 +629,7 @@
                 <w:szCs w:val="24"/>
                 <w:rtl/>
               </w:rPr>
-              <w:t xml:space="preserve">التوثيق بحواشٍ أوتوماتيكية متسلسلة (83 حاشية)، ترقيم صفحات آلي، خط موحد (Simplified Arabic)، وروجع البحث لغويًا وإملائيًا.</w:t>
+              <w:t xml:space="preserve">التوثيق بحواشٍ أوتوماتيكية متسلسلة (100 حاشية)، ترقيم صفحات آلي، خط موحد (Simplified Arabic)، وروجع البحث لغويًا وإملائيًا.</w:t>
             </w:r>
           </w:p>
         </w:tc>
@@ -817,7 +817,7 @@
                 <w:szCs w:val="24"/>
                 <w:rtl/>
               </w:rPr>
-              <w:t xml:space="preserve">25 دراسة (15 عربية + 10 أجنبية) كلها في صلب الموضوع، مرتبة من الجديد للقديم، مع تعريف بكل دراسة وفائدتها للبحث.</w:t>
+              <w:t xml:space="preserve">27 دراسة (17 عربية + 10 أجنبية) كلها في صلب الموضوع، مرتبة من الجديد للقديم، مع تعريف بكل دراسة وفائدتها للبحث.</w:t>
             </w:r>
           </w:p>
         </w:tc>
@@ -1193,7 +1193,7 @@
                 <w:szCs w:val="24"/>
                 <w:rtl/>
               </w:rPr>
-              <w:t xml:space="preserve">المبحث الثالث من الفصل الرابع: قولا الفريقين بأدلتهما ووجوه استدلالهما ومناقشتها والرد عليها؛ والفصل الخامس: ست فتاوى (3 مؤيدة + 3 معارضة) مع الرد والتعقيب؛ والقول الراجح بأربعة مبررات.</w:t>
+              <w:t xml:space="preserve">المبحث الثالث من الفصل الرابع: قولا الفريقين بأدلتهما ووجوه استدلالهما ومناقشتها والرد عليها؛ والفصل الخامس: سبع فتاوى (4 مؤيدة + 3 معارضة) مع الرد والتعقيب؛ والقول الراجح بأربعة مبررات.</w:t>
             </w:r>
           </w:p>
         </w:tc>

--- a/seminar/Abd Almahdi Dahla 212684527 - Research Evaluation Guide.docx
+++ b/seminar/Abd Almahdi Dahla 212684527 - Research Evaluation Guide.docx
@@ -629,7 +629,7 @@
                 <w:szCs w:val="24"/>
                 <w:rtl/>
               </w:rPr>
-              <w:t xml:space="preserve">التوثيق بحواشٍ أوتوماتيكية متسلسلة (100 حاشية)، ترقيم صفحات آلي، خط موحد (Simplified Arabic)، وروجع البحث لغويًا وإملائيًا.</w:t>
+              <w:t xml:space="preserve">التوثيق بحواشٍ أوتوماتيكية متسلسلة (أكثر من 160 حاشية)، ترقيم صفحات آلي، خط موحد (Simplified Arabic)، وروجع البحث لغويًا وإملائيًا.</w:t>
             </w:r>
           </w:p>
         </w:tc>

--- a/seminar/Abd Almahdi Dahla 212684527 - Research Evaluation Guide.docx
+++ b/seminar/Abd Almahdi Dahla 212684527 - Research Evaluation Guide.docx
@@ -1287,7 +1287,7 @@
                 <w:szCs w:val="24"/>
                 <w:rtl/>
               </w:rPr>
-              <w:t xml:space="preserve">فقرات "تعقيب" شخصية في نهاية كل فصل، وتعقيب مستقل على كل فتوى من الفتاوى الست، ومناقشة وترجيح بصياغة الباحث.</w:t>
+              <w:t xml:space="preserve">فقرات "تعقيب" شخصية في نهاية كل فصل، وتعقيب مستقل على كل فتوى من الفتاوى السبع، ومناقشة وترجيح بصياغة الباحث.</w:t>
             </w:r>
           </w:p>
         </w:tc>

--- a/seminar/Abd Almahdi Dahla 212684527 - Research Evaluation Guide.docx
+++ b/seminar/Abd Almahdi Dahla 212684527 - Research Evaluation Guide.docx
@@ -1193,7 +1193,7 @@
                 <w:szCs w:val="24"/>
                 <w:rtl/>
               </w:rPr>
-              <w:t xml:space="preserve">المبحث الثالث من الفصل الرابع: قولا الفريقين بأدلتهما ووجوه استدلالهما ومناقشتها والرد عليها؛ والفصل الخامس: سبع فتاوى (4 مؤيدة + 3 معارضة) مع الرد والتعقيب؛ والقول الراجح بأربعة مبررات.</w:t>
+              <w:t xml:space="preserve">المبحث الثالث من الفصل الرابع: قولا الفريقين بأدلتهما ووجوه استدلالهما ومناقشتها والرد عليها؛ والفصل الخامس: ثماني فتاوى (5 مؤيدة + 3 معارضة) مع الرد والتعقيب؛ والقول الراجح بأربعة مبررات.</w:t>
             </w:r>
           </w:p>
         </w:tc>
@@ -1287,7 +1287,7 @@
                 <w:szCs w:val="24"/>
                 <w:rtl/>
               </w:rPr>
-              <w:t xml:space="preserve">فقرات "تعقيب" شخصية في نهاية كل فصل، وتعقيب مستقل على كل فتوى من الفتاوى السبع، ومناقشة وترجيح بصياغة الباحث.</w:t>
+              <w:t xml:space="preserve">فقرات "تعقيب" شخصية في نهاية كل فصل، وتعقيب مستقل على كل فتوى من الفتاوى الثماني، ومناقشة وترجيح بصياغة الباحث.</w:t>
             </w:r>
           </w:p>
         </w:tc>

--- a/seminar/Abd Almahdi Dahla 212684527 - Research Evaluation Guide.docx
+++ b/seminar/Abd Almahdi Dahla 212684527 - Research Evaluation Guide.docx
@@ -629,7 +629,7 @@
                 <w:szCs w:val="24"/>
                 <w:rtl/>
               </w:rPr>
-              <w:t xml:space="preserve">التوثيق بحواشٍ أوتوماتيكية متسلسلة (أكثر من 160 حاشية)، ترقيم صفحات آلي، خط موحد (Simplified Arabic)، وروجع البحث لغويًا وإملائيًا.</w:t>
+              <w:t xml:space="preserve">التوثيق بحواشٍ أوتوماتيكية متسلسلة (185 حاشية)، ترقيم صفحات آلي، خط موحد (Simplified Arabic)، وروجع البحث لغويًا وإملائيًا.</w:t>
             </w:r>
           </w:p>
         </w:tc>

--- a/seminar/Abd Almahdi Dahla 212684527 - Research Evaluation Guide.docx
+++ b/seminar/Abd Almahdi Dahla 212684527 - Research Evaluation Guide.docx
@@ -629,7 +629,7 @@
                 <w:szCs w:val="24"/>
                 <w:rtl/>
               </w:rPr>
-              <w:t xml:space="preserve">التوثيق بحواشٍ أوتوماتيكية متسلسلة (185 حاشية)، ترقيم صفحات آلي، خط موحد (Simplified Arabic)، وروجع البحث لغويًا وإملائيًا.</w:t>
+              <w:t xml:space="preserve">التوثيق بحواشٍ أوتوماتيكية متسلسلة (203 حاشية)، ترقيم صفحات آلي، خط موحد (Simplified Arabic)، وروجع البحث لغويًا وإملائيًا.</w:t>
             </w:r>
           </w:p>
         </w:tc>
@@ -1005,7 +1005,7 @@
                 <w:szCs w:val="24"/>
                 <w:rtl/>
               </w:rPr>
-              <w:t xml:space="preserve">الفصل الأول: سبعة مطالب للتعريفات الأساسية (لغةً واصطلاحًا وطبًّا) وثمانية مطالب للتعريفات ذات الصلة.</w:t>
+              <w:t xml:space="preserve">الفصل الأول: ثمانية مطالب للتعريفات الأساسيّة (لغةً واصطلاحًا وطبًّا) واثنان وعشرون مطلبًا للتعريفات ذات الصلة، فالمجموع ثلاثون مصطلحًا وفق التعليمات.</w:t>
             </w:r>
           </w:p>
         </w:tc>
@@ -1287,7 +1287,7 @@
                 <w:szCs w:val="24"/>
                 <w:rtl/>
               </w:rPr>
-              <w:t xml:space="preserve">فقرات "تعقيب" شخصية في نهاية كل فصل، وتعقيب مستقل على كل فتوى من الفتاوى الثماني، ومناقشة وترجيح بصياغة الباحث.</w:t>
+              <w:t xml:space="preserve">خمسون تعقيبًا شخصيًّا موزّعة على فصول البحث كلّها بصيغة "من خلال ما قمت بالاطلاع عليه... أرى/أعتقد أنّ"، مع تعقيب ختاميّ مقوِّم لكلّ فتوى من الفتاوى الثماني (ممتاز/جيّد/واضح مع بيان المبنى)، ومناقشة وترجيح بصياغة الباحث.</w:t>
             </w:r>
           </w:p>
         </w:tc>

--- a/seminar/Abd Almahdi Dahla 212684527 - Research Evaluation Guide.docx
+++ b/seminar/Abd Almahdi Dahla 212684527 - Research Evaluation Guide.docx
@@ -1657,7 +1657,7 @@
     <w:next w:val="Normal"/>
     <w:qFormat/>
     <w:rPr>
-      <w:color w:val="2E74B5"/>
+      <w:color w:val="000000"/>
       <w:sz w:val="32"/>
       <w:szCs w:val="32"/>
     </w:rPr>
@@ -1668,7 +1668,7 @@
     <w:next w:val="Normal"/>
     <w:qFormat/>
     <w:rPr>
-      <w:color w:val="2E74B5"/>
+      <w:color w:val="000000"/>
       <w:sz w:val="26"/>
       <w:szCs w:val="26"/>
     </w:rPr>
@@ -1679,7 +1679,7 @@
     <w:next w:val="Normal"/>
     <w:qFormat/>
     <w:rPr>
-      <w:color w:val="1F4D78"/>
+      <w:color w:val="000000"/>
       <w:sz w:val="24"/>
       <w:szCs w:val="24"/>
     </w:rPr>
@@ -1692,7 +1692,7 @@
     <w:rPr>
       <w:i/>
       <w:iCs/>
-      <w:color w:val="2E74B5"/>
+      <w:color w:val="000000"/>
     </w:rPr>
   </w:style>
   <w:style w:type="paragraph" w:styleId="Heading5">
@@ -1701,7 +1701,7 @@
     <w:next w:val="Normal"/>
     <w:qFormat/>
     <w:rPr>
-      <w:color w:val="2E74B5"/>
+      <w:color w:val="000000"/>
     </w:rPr>
   </w:style>
   <w:style w:type="paragraph" w:styleId="Heading6">
@@ -1710,7 +1710,7 @@
     <w:next w:val="Normal"/>
     <w:qFormat/>
     <w:rPr>
-      <w:color w:val="1F4D78"/>
+      <w:color w:val="000000"/>
     </w:rPr>
   </w:style>
   <w:style w:type="paragraph" w:styleId="Strong">
@@ -1734,7 +1734,7 @@
     <w:uiPriority w:val="99"/>
     <w:unhideWhenUsed/>
     <w:rPr>
-      <w:color w:val="0563C1"/>
+      <w:color w:val="000000"/>
       <w:u w:val="single"/>
     </w:rPr>
   </w:style>

--- a/seminar/Abd Almahdi Dahla 212684527 - Research Evaluation Guide.docx
+++ b/seminar/Abd Almahdi Dahla 212684527 - Research Evaluation Guide.docx
@@ -1421,7 +1421,7 @@
           <w:szCs w:val="24"/>
           <w:rtl/>
         </w:rPr>
-        <w:t xml:space="preserve">توقيع الطالب: عبد المهدي دحلة          التاريخ: ____ / ____ / 2026م</w:t>
+        <w:t xml:space="preserve">توقيع الطالب: عبد المهدي دحلة          التاريخ: 30 / 08 / 2026م</w:t>
       </w:r>
     </w:p>
     <w:sectPr>
